--- a/报告/实验三.docx
+++ b/报告/实验三.docx
@@ -404,9 +404,17 @@
             <w:pPr>
               <w:jc w:val="center"/>
               <w:rPr>
-                <w:rFonts w:hint="eastAsia"/>
+                <w:rFonts w:hint="default" w:eastAsia="宋体"/>
+                <w:lang w:val="en-US" w:eastAsia="zh-CN"/>
               </w:rPr>
             </w:pPr>
+            <w:r>
+              <w:rPr>
+                <w:rFonts w:hint="eastAsia"/>
+                <w:lang w:val="en-US" w:eastAsia="zh-CN"/>
+              </w:rPr>
+              <w:t>2026.6.20</w:t>
+            </w:r>
           </w:p>
         </w:tc>
         <w:tc>
@@ -26688,8 +26696,6 @@
                 </wp:inline>
               </w:drawing>
             </w:r>
-            <w:bookmarkStart w:id="0" w:name="_GoBack"/>
-            <w:bookmarkEnd w:id="0"/>
           </w:p>
           <w:p>
             <w:pPr>
@@ -38375,16 +38381,8 @@
                 <w:bCs/>
               </w:rPr>
             </w:pPr>
-          </w:p>
-          <w:p>
-            <w:pPr>
-              <w:ind w:right="340"/>
-              <w:rPr>
-                <w:rFonts w:hint="eastAsia"/>
-                <w:b w:val="0"/>
-                <w:bCs/>
-              </w:rPr>
-            </w:pPr>
+            <w:bookmarkStart w:id="0" w:name="_GoBack"/>
+            <w:bookmarkEnd w:id="0"/>
           </w:p>
         </w:tc>
       </w:tr>
@@ -38472,7 +38470,7 @@
     <w:lsdException w:uiPriority="99" w:name="Normal Indent"/>
     <w:lsdException w:uiPriority="99" w:name="footnote text"/>
     <w:lsdException w:uiPriority="99" w:name="annotation text"/>
-    <w:lsdException w:unhideWhenUsed="0" w:uiPriority="0" w:semiHidden="0" w:name="header"/>
+    <w:lsdException w:qFormat="1" w:unhideWhenUsed="0" w:uiPriority="0" w:semiHidden="0" w:name="header"/>
     <w:lsdException w:qFormat="1" w:unhideWhenUsed="0" w:uiPriority="0" w:semiHidden="0" w:name="footer"/>
     <w:lsdException w:uiPriority="99" w:name="index heading"/>
     <w:lsdException w:qFormat="1" w:uiPriority="35" w:name="caption"/>
@@ -38506,7 +38504,7 @@
     <w:lsdException w:qFormat="1" w:unhideWhenUsed="0" w:uiPriority="10" w:semiHidden="0" w:name="Title"/>
     <w:lsdException w:uiPriority="99" w:name="Closing"/>
     <w:lsdException w:uiPriority="99" w:name="Signature"/>
-    <w:lsdException w:unhideWhenUsed="0" w:uiPriority="0" w:semiHidden="0" w:name="Default Paragraph Font"/>
+    <w:lsdException w:qFormat="1" w:unhideWhenUsed="0" w:uiPriority="0" w:semiHidden="0" w:name="Default Paragraph Font"/>
     <w:lsdException w:uiPriority="99" w:name="Body Text"/>
     <w:lsdException w:uiPriority="99" w:name="Body Text Indent"/>
     <w:lsdException w:uiPriority="99" w:name="List Continue"/>
@@ -38730,6 +38728,7 @@
   </w:style>
   <w:style w:type="character" w:default="1" w:styleId="9">
     <w:name w:val="Default Paragraph Font"/>
+    <w:qFormat/>
     <w:uiPriority w:val="0"/>
   </w:style>
   <w:style w:type="table" w:default="1" w:styleId="7">
@@ -38776,6 +38775,7 @@
   <w:style w:type="paragraph" w:styleId="5">
     <w:name w:val="header"/>
     <w:basedOn w:val="1"/>
+    <w:qFormat/>
     <w:uiPriority w:val="0"/>
     <w:pPr>
       <w:pBdr>
